--- a/docs/Frontend_Architecture_and_Validation.docx
+++ b/docs/Frontend_Architecture_and_Validation.docx
@@ -166,7 +166,15 @@
           <w:sz w:val="24"/>
           <w:szCs w:val="24"/>
         </w:rPr>
-        <w:t>Home / System Overview</w:t>
+        <w:t>Home/</w:t>
+      </w:r>
+      <w:r>
+        <w:rPr>
+          <w:rFonts w:ascii="Times New Roman" w:eastAsia="Times New Roman" w:hAnsi="Times New Roman" w:cs="Times New Roman"/>
+          <w:sz w:val="24"/>
+          <w:szCs w:val="24"/>
+        </w:rPr>
+        <w:t>System Overview</w:t>
       </w:r>
     </w:p>
     <w:p>
@@ -212,6 +220,8 @@
         </w:rPr>
         <w:t>Insights</w:t>
       </w:r>
+      <w:bookmarkStart w:id="0" w:name="_GoBack"/>
+      <w:bookmarkEnd w:id="0"/>
     </w:p>
     <w:p>
       <w:pPr>
@@ -454,8 +464,6 @@
           <w:szCs w:val="24"/>
         </w:rPr>
       </w:pPr>
-      <w:bookmarkStart w:id="0" w:name="_GoBack"/>
-      <w:bookmarkEnd w:id="0"/>
     </w:p>
     <w:p>
       <w:pPr>
